--- a/docs/CardShark_RL_Project_Report.docx
+++ b/docs/CardShark_RL_Project_Report.docx
@@ -598,6 +598,790 @@
         </w:rPr>
         <w:t>How It Was Implemented: We implemented a scheduled curriculum callback that manages reward shaping weights across two distinct phases. In Phase 1 (Scaffolding), auxiliary shaping rewards are fully active to accelerate policy stabilization and prevent blunders. In Phase 2 (Competition), a decay schedule systematically scales down these shaping multipliers toward zero over several hundred thousand steps. By the final stages of training, the agent optimizes purely for raw tournament outcomes and chip accumulation, eliminating the risk of reward hacking.</w:t>
       </w:r>
+    </w:p>
+    <w:p>
+      <w:pPr>
+        <w:keepNext/>
+        <w:spacing w:before="220" w:after="60"/>
+      </w:pPr>
+      <w:r>
+        <w:rPr>
+          <w:rFonts w:ascii="Calibri" w:hAnsi="Calibri"/>
+          <w:b/>
+          <w:color w:val="2B6CB0"/>
+          <w:sz w:val="24"/>
+        </w:rPr>
+        <w:t>3.9 Observation Vector Anatomy (Model F Feature Decomposition)</w:t>
+      </w:r>
+    </w:p>
+    <w:p>
+      <w:pPr>
+        <w:spacing w:before="0" w:after="100" w:line="276" w:lineRule="auto"/>
+      </w:pPr>
+      <w:r>
+        <w:rPr>
+          <w:rFonts w:ascii="Calibri" w:hAnsi="Calibri"/>
+          <w:color w:val="2D3748"/>
+          <w:sz w:val="21"/>
+        </w:rPr>
+        <w:t>To provide complete transparency into the agent's sensory input, the 168-dimensional observation vector for Model F is structured into six functional tiers:</w:t>
+      </w:r>
+    </w:p>
+    <w:tbl>
+      <w:tblPr>
+        <w:tblW w:type="auto" w:w="0"/>
+        <w:jc w:val="center"/>
+        <w:tblLayout w:type="fixed"/>
+        <w:tblLook w:firstColumn="1" w:firstRow="1" w:lastColumn="0" w:lastRow="0" w:noHBand="0" w:noVBand="1" w:val="04A0"/>
+        <w:tblBorders>
+          <w:top w:val="single" w:sz="4" w:space="0" w:color="D0D7DE"/>
+          <w:bottom w:val="single" w:sz="4" w:space="0" w:color="D0D7DE"/>
+          <w:insideH w:val="single" w:sz="4" w:space="0" w:color="D0D7DE"/>
+          <w:insideV w:val="none"/>
+          <w:left w:val="none"/>
+          <w:right w:val="none"/>
+        </w:tblBorders>
+      </w:tblPr>
+      <w:tblGrid>
+        <w:gridCol w:w="3120"/>
+        <w:gridCol w:w="3120"/>
+        <w:gridCol w:w="3120"/>
+      </w:tblGrid>
+      <w:tr>
+        <w:tc>
+          <w:tcPr>
+            <w:tcW w:type="dxa" w:w="2592"/>
+            <w:shd w:fill="1B365D"/>
+            <w:tcMar>
+              <w:top w:w="100" w:type="dxa"/>
+              <w:bottom w:w="100" w:type="dxa"/>
+              <w:left w:w="100" w:type="dxa"/>
+              <w:right w:w="100" w:type="dxa"/>
+            </w:tcMar>
+          </w:tcPr>
+          <w:p>
+            <w:pPr>
+              <w:jc w:val="left"/>
+            </w:pPr>
+            <w:r>
+              <w:rPr>
+                <w:rFonts w:ascii="Calibri" w:hAnsi="Calibri"/>
+                <w:b/>
+                <w:color w:val="FFFFFF"/>
+                <w:sz w:val="18"/>
+              </w:rPr>
+              <w:t>Tier</w:t>
+            </w:r>
+          </w:p>
+        </w:tc>
+        <w:tc>
+          <w:tcPr>
+            <w:tcW w:type="dxa" w:w="1584"/>
+            <w:shd w:fill="1B365D"/>
+            <w:tcMar>
+              <w:top w:w="100" w:type="dxa"/>
+              <w:bottom w:w="100" w:type="dxa"/>
+              <w:left w:w="100" w:type="dxa"/>
+              <w:right w:w="100" w:type="dxa"/>
+            </w:tcMar>
+          </w:tcPr>
+          <w:p>
+            <w:pPr>
+              <w:jc w:val="center"/>
+            </w:pPr>
+            <w:r>
+              <w:rPr>
+                <w:rFonts w:ascii="Calibri" w:hAnsi="Calibri"/>
+                <w:b/>
+                <w:color w:val="FFFFFF"/>
+                <w:sz w:val="18"/>
+              </w:rPr>
+              <w:t>Dimensions</w:t>
+            </w:r>
+          </w:p>
+        </w:tc>
+        <w:tc>
+          <w:tcPr>
+            <w:tcW w:type="dxa" w:w="5184"/>
+            <w:shd w:fill="1B365D"/>
+            <w:tcMar>
+              <w:top w:w="100" w:type="dxa"/>
+              <w:bottom w:w="100" w:type="dxa"/>
+              <w:left w:w="100" w:type="dxa"/>
+              <w:right w:w="100" w:type="dxa"/>
+            </w:tcMar>
+          </w:tcPr>
+          <w:p>
+            <w:pPr>
+              <w:jc w:val="left"/>
+            </w:pPr>
+            <w:r>
+              <w:rPr>
+                <w:rFonts w:ascii="Calibri" w:hAnsi="Calibri"/>
+                <w:b/>
+                <w:color w:val="FFFFFF"/>
+                <w:sz w:val="18"/>
+              </w:rPr>
+              <w:t>Feature Components</w:t>
+            </w:r>
+          </w:p>
+        </w:tc>
+      </w:tr>
+      <w:tr>
+        <w:tc>
+          <w:tcPr>
+            <w:tcW w:type="dxa" w:w="2592"/>
+            <w:shd w:fill="F8FAFC"/>
+            <w:tcMar>
+              <w:top w:w="80" w:type="dxa"/>
+              <w:bottom w:w="80" w:type="dxa"/>
+              <w:left w:w="100" w:type="dxa"/>
+              <w:right w:w="100" w:type="dxa"/>
+            </w:tcMar>
+          </w:tcPr>
+          <w:p>
+            <w:pPr>
+              <w:jc w:val="left"/>
+            </w:pPr>
+            <w:r>
+              <w:rPr>
+                <w:rFonts w:ascii="Calibri" w:hAnsi="Calibri"/>
+                <w:b/>
+                <w:color w:val="0F172A"/>
+                <w:sz w:val="17"/>
+              </w:rPr>
+              <w:t>1. Core Table &amp; Card State</w:t>
+            </w:r>
+          </w:p>
+        </w:tc>
+        <w:tc>
+          <w:tcPr>
+            <w:tcW w:type="dxa" w:w="1584"/>
+            <w:shd w:fill="F8FAFC"/>
+            <w:tcMar>
+              <w:top w:w="80" w:type="dxa"/>
+              <w:bottom w:w="80" w:type="dxa"/>
+              <w:left w:w="100" w:type="dxa"/>
+              <w:right w:w="100" w:type="dxa"/>
+            </w:tcMar>
+          </w:tcPr>
+          <w:p>
+            <w:pPr>
+              <w:jc w:val="center"/>
+            </w:pPr>
+            <w:r>
+              <w:rPr>
+                <w:rFonts w:ascii="Calibri" w:hAnsi="Calibri"/>
+                <w:color w:val="0F172A"/>
+                <w:sz w:val="17"/>
+              </w:rPr>
+              <w:t>73</w:t>
+            </w:r>
+          </w:p>
+        </w:tc>
+        <w:tc>
+          <w:tcPr>
+            <w:tcW w:type="dxa" w:w="5184"/>
+            <w:shd w:fill="F8FAFC"/>
+            <w:tcMar>
+              <w:top w:w="80" w:type="dxa"/>
+              <w:bottom w:w="80" w:type="dxa"/>
+              <w:left w:w="100" w:type="dxa"/>
+              <w:right w:w="100" w:type="dxa"/>
+            </w:tcMar>
+          </w:tcPr>
+          <w:p>
+            <w:pPr>
+              <w:jc w:val="left"/>
+            </w:pPr>
+            <w:r>
+              <w:rPr>
+                <w:rFonts w:ascii="Calibri" w:hAnsi="Calibri"/>
+                <w:color w:val="0F172A"/>
+                <w:sz w:val="17"/>
+              </w:rPr>
+              <w:t>Private hole cards (4), community cards (10), evaluated hand strength &amp; Chen score (1), pot odds, pot size, hero chips, and bet-to-call ratios (4), street indicators (4 one-hot), position relative to button (5 one-hot), per-seat chip and status tracking across 5 seats (25), and street action history (20).</w:t>
+            </w:r>
+          </w:p>
+        </w:tc>
+      </w:tr>
+      <w:tr>
+        <w:tc>
+          <w:tcPr>
+            <w:tcW w:type="dxa" w:w="2592"/>
+            <w:shd w:fill="FFFFFF"/>
+            <w:tcMar>
+              <w:top w:w="80" w:type="dxa"/>
+              <w:bottom w:w="80" w:type="dxa"/>
+              <w:left w:w="100" w:type="dxa"/>
+              <w:right w:w="100" w:type="dxa"/>
+            </w:tcMar>
+          </w:tcPr>
+          <w:p>
+            <w:pPr>
+              <w:jc w:val="left"/>
+            </w:pPr>
+            <w:r>
+              <w:rPr>
+                <w:rFonts w:ascii="Calibri" w:hAnsi="Calibri"/>
+                <w:b/>
+                <w:color w:val="0F172A"/>
+                <w:sz w:val="17"/>
+              </w:rPr>
+              <w:t>2. Opponent Profiling &amp; Textures</w:t>
+            </w:r>
+          </w:p>
+        </w:tc>
+        <w:tc>
+          <w:tcPr>
+            <w:tcW w:type="dxa" w:w="1584"/>
+            <w:shd w:fill="FFFFFF"/>
+            <w:tcMar>
+              <w:top w:w="80" w:type="dxa"/>
+              <w:bottom w:w="80" w:type="dxa"/>
+              <w:left w:w="100" w:type="dxa"/>
+              <w:right w:w="100" w:type="dxa"/>
+            </w:tcMar>
+          </w:tcPr>
+          <w:p>
+            <w:pPr>
+              <w:jc w:val="center"/>
+            </w:pPr>
+            <w:r>
+              <w:rPr>
+                <w:rFonts w:ascii="Calibri" w:hAnsi="Calibri"/>
+                <w:color w:val="0F172A"/>
+                <w:sz w:val="17"/>
+              </w:rPr>
+              <w:t>52</w:t>
+            </w:r>
+          </w:p>
+        </w:tc>
+        <w:tc>
+          <w:tcPr>
+            <w:tcW w:type="dxa" w:w="5184"/>
+            <w:shd w:fill="FFFFFF"/>
+            <w:tcMar>
+              <w:top w:w="80" w:type="dxa"/>
+              <w:bottom w:w="80" w:type="dxa"/>
+              <w:left w:w="100" w:type="dxa"/>
+              <w:right w:w="100" w:type="dxa"/>
+            </w:tcMar>
+          </w:tcPr>
+          <w:p>
+            <w:pPr>
+              <w:jc w:val="left"/>
+            </w:pPr>
+            <w:r>
+              <w:rPr>
+                <w:rFonts w:ascii="Calibri" w:hAnsi="Calibri"/>
+                <w:color w:val="0F172A"/>
+                <w:sz w:val="17"/>
+              </w:rPr>
+              <w:t>ICM stack geometry and shortest stack ratios (3), board texture engine evaluating pairs, monotone boards, and straight/flush draws (17), and dual-timescale Bayesian opponent tracking tracking VPIP, PFR, fold-to-cbet, and aggression across fast and slow windows (32).</w:t>
+            </w:r>
+          </w:p>
+        </w:tc>
+      </w:tr>
+      <w:tr>
+        <w:tc>
+          <w:tcPr>
+            <w:tcW w:type="dxa" w:w="2592"/>
+            <w:shd w:fill="F8FAFC"/>
+            <w:tcMar>
+              <w:top w:w="80" w:type="dxa"/>
+              <w:bottom w:w="80" w:type="dxa"/>
+              <w:left w:w="100" w:type="dxa"/>
+              <w:right w:w="100" w:type="dxa"/>
+            </w:tcMar>
+          </w:tcPr>
+          <w:p>
+            <w:pPr>
+              <w:jc w:val="left"/>
+            </w:pPr>
+            <w:r>
+              <w:rPr>
+                <w:rFonts w:ascii="Calibri" w:hAnsi="Calibri"/>
+                <w:b/>
+                <w:color w:val="0F172A"/>
+                <w:sz w:val="17"/>
+              </w:rPr>
+              <w:t>3. Tournament Dynamics &amp; GTO</w:t>
+            </w:r>
+          </w:p>
+        </w:tc>
+        <w:tc>
+          <w:tcPr>
+            <w:tcW w:type="dxa" w:w="1584"/>
+            <w:shd w:fill="F8FAFC"/>
+            <w:tcMar>
+              <w:top w:w="80" w:type="dxa"/>
+              <w:bottom w:w="80" w:type="dxa"/>
+              <w:left w:w="100" w:type="dxa"/>
+              <w:right w:w="100" w:type="dxa"/>
+            </w:tcMar>
+          </w:tcPr>
+          <w:p>
+            <w:pPr>
+              <w:jc w:val="center"/>
+            </w:pPr>
+            <w:r>
+              <w:rPr>
+                <w:rFonts w:ascii="Calibri" w:hAnsi="Calibri"/>
+                <w:color w:val="0F172A"/>
+                <w:sz w:val="17"/>
+              </w:rPr>
+              <w:t>13</w:t>
+            </w:r>
+          </w:p>
+        </w:tc>
+        <w:tc>
+          <w:tcPr>
+            <w:tcW w:type="dxa" w:w="5184"/>
+            <w:shd w:fill="F8FAFC"/>
+            <w:tcMar>
+              <w:top w:w="80" w:type="dxa"/>
+              <w:bottom w:w="80" w:type="dxa"/>
+              <w:left w:w="100" w:type="dxa"/>
+              <w:right w:w="100" w:type="dxa"/>
+            </w:tcMar>
+          </w:tcPr>
+          <w:p>
+            <w:pPr>
+              <w:jc w:val="left"/>
+            </w:pPr>
+            <w:r>
+              <w:rPr>
+                <w:rFonts w:ascii="Calibri" w:hAnsi="Calibri"/>
+                <w:color w:val="0F172A"/>
+                <w:sz w:val="17"/>
+              </w:rPr>
+              <w:t>Pre-flop GTO positional guidance (6), post-flop stack-to-pot ratio (SPR), showdown value classification, in-position advantage flag, range aggressor indicator (4), and non-linear ICM tournament equity valuations (3).</w:t>
+            </w:r>
+          </w:p>
+        </w:tc>
+      </w:tr>
+      <w:tr>
+        <w:tc>
+          <w:tcPr>
+            <w:tcW w:type="dxa" w:w="2592"/>
+            <w:shd w:fill="FFFFFF"/>
+            <w:tcMar>
+              <w:top w:w="80" w:type="dxa"/>
+              <w:bottom w:w="80" w:type="dxa"/>
+              <w:left w:w="100" w:type="dxa"/>
+              <w:right w:w="100" w:type="dxa"/>
+            </w:tcMar>
+          </w:tcPr>
+          <w:p>
+            <w:pPr>
+              <w:jc w:val="left"/>
+            </w:pPr>
+            <w:r>
+              <w:rPr>
+                <w:rFonts w:ascii="Calibri" w:hAnsi="Calibri"/>
+                <w:b/>
+                <w:color w:val="0F172A"/>
+                <w:sz w:val="17"/>
+              </w:rPr>
+              <w:t>4. Targeted Opponent Exploitation</w:t>
+            </w:r>
+          </w:p>
+        </w:tc>
+        <w:tc>
+          <w:tcPr>
+            <w:tcW w:type="dxa" w:w="1584"/>
+            <w:shd w:fill="FFFFFF"/>
+            <w:tcMar>
+              <w:top w:w="80" w:type="dxa"/>
+              <w:bottom w:w="80" w:type="dxa"/>
+              <w:left w:w="100" w:type="dxa"/>
+              <w:right w:w="100" w:type="dxa"/>
+            </w:tcMar>
+          </w:tcPr>
+          <w:p>
+            <w:pPr>
+              <w:jc w:val="center"/>
+            </w:pPr>
+            <w:r>
+              <w:rPr>
+                <w:rFonts w:ascii="Calibri" w:hAnsi="Calibri"/>
+                <w:color w:val="0F172A"/>
+                <w:sz w:val="17"/>
+              </w:rPr>
+              <w:t>14</w:t>
+            </w:r>
+          </w:p>
+        </w:tc>
+        <w:tc>
+          <w:tcPr>
+            <w:tcW w:type="dxa" w:w="5184"/>
+            <w:shd w:fill="FFFFFF"/>
+            <w:tcMar>
+              <w:top w:w="80" w:type="dxa"/>
+              <w:bottom w:w="80" w:type="dxa"/>
+              <w:left w:w="100" w:type="dxa"/>
+              <w:right w:w="100" w:type="dxa"/>
+            </w:tcMar>
+          </w:tcPr>
+          <w:p>
+            <w:pPr>
+              <w:jc w:val="left"/>
+            </w:pPr>
+            <w:r>
+              <w:rPr>
+                <w:rFonts w:ascii="Calibri" w:hAnsi="Calibri"/>
+                <w:color w:val="0F172A"/>
+                <w:sz w:val="17"/>
+              </w:rPr>
+              <w:t>Real-time exploitability vectors evaluating opponent folding vulnerability, calling station value extraction opportunities, steal feasibility, and dynamic opponent archetype classification.</w:t>
+            </w:r>
+          </w:p>
+        </w:tc>
+      </w:tr>
+      <w:tr>
+        <w:tc>
+          <w:tcPr>
+            <w:tcW w:type="dxa" w:w="2592"/>
+            <w:shd w:fill="F8FAFC"/>
+            <w:tcMar>
+              <w:top w:w="80" w:type="dxa"/>
+              <w:bottom w:w="80" w:type="dxa"/>
+              <w:left w:w="100" w:type="dxa"/>
+              <w:right w:w="100" w:type="dxa"/>
+            </w:tcMar>
+          </w:tcPr>
+          <w:p>
+            <w:pPr>
+              <w:jc w:val="left"/>
+            </w:pPr>
+            <w:r>
+              <w:rPr>
+                <w:rFonts w:ascii="Calibri" w:hAnsi="Calibri"/>
+                <w:b/>
+                <w:color w:val="0F172A"/>
+                <w:sz w:val="17"/>
+              </w:rPr>
+              <w:t>5. Self-Play &amp; Multi-Agent</w:t>
+            </w:r>
+          </w:p>
+        </w:tc>
+        <w:tc>
+          <w:tcPr>
+            <w:tcW w:type="dxa" w:w="1584"/>
+            <w:shd w:fill="F8FAFC"/>
+            <w:tcMar>
+              <w:top w:w="80" w:type="dxa"/>
+              <w:bottom w:w="80" w:type="dxa"/>
+              <w:left w:w="100" w:type="dxa"/>
+              <w:right w:w="100" w:type="dxa"/>
+            </w:tcMar>
+          </w:tcPr>
+          <w:p>
+            <w:pPr>
+              <w:jc w:val="center"/>
+            </w:pPr>
+            <w:r>
+              <w:rPr>
+                <w:rFonts w:ascii="Calibri" w:hAnsi="Calibri"/>
+                <w:color w:val="0F172A"/>
+                <w:sz w:val="17"/>
+              </w:rPr>
+              <w:t>6</w:t>
+            </w:r>
+          </w:p>
+        </w:tc>
+        <w:tc>
+          <w:tcPr>
+            <w:tcW w:type="dxa" w:w="5184"/>
+            <w:shd w:fill="F8FAFC"/>
+            <w:tcMar>
+              <w:top w:w="80" w:type="dxa"/>
+              <w:bottom w:w="80" w:type="dxa"/>
+              <w:left w:w="100" w:type="dxa"/>
+              <w:right w:w="100" w:type="dxa"/>
+            </w:tcMar>
+          </w:tcPr>
+          <w:p>
+            <w:pPr>
+              <w:jc w:val="left"/>
+            </w:pPr>
+            <w:r>
+              <w:rPr>
+                <w:rFonts w:ascii="Calibri" w:hAnsi="Calibri"/>
+                <w:color w:val="0F172A"/>
+                <w:sz w:val="17"/>
+              </w:rPr>
+              <w:t>Pre-flop 3-bet squeeze intensity, check-raise volatility index, effective stack depth in big blinds, push/fold regime trigger, multiway pot indicator, and neural league sparring opponent flag.</w:t>
+            </w:r>
+          </w:p>
+        </w:tc>
+      </w:tr>
+      <w:tr>
+        <w:tc>
+          <w:tcPr>
+            <w:tcW w:type="dxa" w:w="2592"/>
+            <w:shd w:fill="FFFFFF"/>
+            <w:tcMar>
+              <w:top w:w="80" w:type="dxa"/>
+              <w:bottom w:w="80" w:type="dxa"/>
+              <w:left w:w="100" w:type="dxa"/>
+              <w:right w:w="100" w:type="dxa"/>
+            </w:tcMar>
+          </w:tcPr>
+          <w:p>
+            <w:pPr>
+              <w:jc w:val="left"/>
+            </w:pPr>
+            <w:r>
+              <w:rPr>
+                <w:rFonts w:ascii="Calibri" w:hAnsi="Calibri"/>
+                <w:b/>
+                <w:color w:val="0F172A"/>
+                <w:sz w:val="17"/>
+              </w:rPr>
+              <w:t>6. Tournament Closer &amp; Endgame</w:t>
+            </w:r>
+          </w:p>
+        </w:tc>
+        <w:tc>
+          <w:tcPr>
+            <w:tcW w:type="dxa" w:w="1584"/>
+            <w:shd w:fill="FFFFFF"/>
+            <w:tcMar>
+              <w:top w:w="80" w:type="dxa"/>
+              <w:bottom w:w="80" w:type="dxa"/>
+              <w:left w:w="100" w:type="dxa"/>
+              <w:right w:w="100" w:type="dxa"/>
+            </w:tcMar>
+          </w:tcPr>
+          <w:p>
+            <w:pPr>
+              <w:jc w:val="center"/>
+            </w:pPr>
+            <w:r>
+              <w:rPr>
+                <w:rFonts w:ascii="Calibri" w:hAnsi="Calibri"/>
+                <w:color w:val="0F172A"/>
+                <w:sz w:val="17"/>
+              </w:rPr>
+              <w:t>10</w:t>
+            </w:r>
+          </w:p>
+        </w:tc>
+        <w:tc>
+          <w:tcPr>
+            <w:tcW w:type="dxa" w:w="5184"/>
+            <w:shd w:fill="FFFFFF"/>
+            <w:tcMar>
+              <w:top w:w="80" w:type="dxa"/>
+              <w:bottom w:w="80" w:type="dxa"/>
+              <w:left w:w="100" w:type="dxa"/>
+              <w:right w:w="100" w:type="dxa"/>
+            </w:tcMar>
+          </w:tcPr>
+          <w:p>
+            <w:pPr>
+              <w:jc w:val="left"/>
+            </w:pPr>
+            <w:r>
+              <w:rPr>
+                <w:rFonts w:ascii="Calibri" w:hAnsi="Calibri"/>
+                <w:color w:val="0F172A"/>
+                <w:sz w:val="17"/>
+              </w:rPr>
+              <w:t>Hands remaining in blind level, blind escalation urgency, hero chip rank, Harrington M-factor, Harrington M-Zone, heads-up regime flag, podium/bubble pressure flag, Sklansky-Chubukov push urgency, fold-to-cbet steal indicator, and chip dominance ratio.</w:t>
+            </w:r>
+          </w:p>
+        </w:tc>
+      </w:tr>
+      <w:tr>
+        <w:tc>
+          <w:tcPr>
+            <w:tcW w:type="dxa" w:w="2592"/>
+            <w:shd w:fill="E2E8F0"/>
+            <w:tcMar>
+              <w:top w:w="80" w:type="dxa"/>
+              <w:bottom w:w="80" w:type="dxa"/>
+              <w:left w:w="100" w:type="dxa"/>
+              <w:right w:w="100" w:type="dxa"/>
+            </w:tcMar>
+          </w:tcPr>
+          <w:p>
+            <w:pPr>
+              <w:jc w:val="left"/>
+            </w:pPr>
+            <w:r>
+              <w:rPr>
+                <w:rFonts w:ascii="Calibri" w:hAnsi="Calibri"/>
+                <w:b/>
+                <w:color w:val="0F172A"/>
+                <w:sz w:val="17"/>
+              </w:rPr>
+              <w:t>Total</w:t>
+            </w:r>
+          </w:p>
+        </w:tc>
+        <w:tc>
+          <w:tcPr>
+            <w:tcW w:type="dxa" w:w="1584"/>
+            <w:shd w:fill="E2E8F0"/>
+            <w:tcMar>
+              <w:top w:w="80" w:type="dxa"/>
+              <w:bottom w:w="80" w:type="dxa"/>
+              <w:left w:w="100" w:type="dxa"/>
+              <w:right w:w="100" w:type="dxa"/>
+            </w:tcMar>
+          </w:tcPr>
+          <w:p>
+            <w:pPr>
+              <w:jc w:val="center"/>
+            </w:pPr>
+            <w:r>
+              <w:rPr>
+                <w:rFonts w:ascii="Calibri" w:hAnsi="Calibri"/>
+                <w:b/>
+                <w:color w:val="0F172A"/>
+                <w:sz w:val="17"/>
+              </w:rPr>
+              <w:t>168</w:t>
+            </w:r>
+          </w:p>
+        </w:tc>
+        <w:tc>
+          <w:tcPr>
+            <w:tcW w:type="dxa" w:w="5184"/>
+            <w:shd w:fill="E2E8F0"/>
+            <w:tcMar>
+              <w:top w:w="80" w:type="dxa"/>
+              <w:bottom w:w="80" w:type="dxa"/>
+              <w:left w:w="100" w:type="dxa"/>
+              <w:right w:w="100" w:type="dxa"/>
+            </w:tcMar>
+          </w:tcPr>
+          <w:p>
+            <w:pPr>
+              <w:jc w:val="left"/>
+            </w:pPr>
+            <w:r>
+              <w:rPr>
+                <w:rFonts w:ascii="Calibri" w:hAnsi="Calibri"/>
+                <w:b/>
+                <w:color w:val="0F172A"/>
+                <w:sz w:val="17"/>
+              </w:rPr>
+              <w:t>Complete state vector fed to Card Attention and policy networks.</w:t>
+            </w:r>
+          </w:p>
+        </w:tc>
+      </w:tr>
+    </w:tbl>
+    <w:p>
+      <w:pPr>
+        <w:spacing w:after="160"/>
+      </w:pPr>
+    </w:p>
+    <w:p>
+      <w:pPr>
+        <w:keepNext/>
+        <w:spacing w:before="220" w:after="60"/>
+      </w:pPr>
+      <w:r>
+        <w:rPr>
+          <w:rFonts w:ascii="Calibri" w:hAnsi="Calibri"/>
+          <w:b/>
+          <w:color w:val="2B6CB0"/>
+          <w:sz w:val="24"/>
+        </w:rPr>
+        <w:t>3.10 Tournament Structure &amp; Benchmark Evaluation Protocol</w:t>
+      </w:r>
+    </w:p>
+    <w:p>
+      <w:pPr>
+        <w:spacing w:before="0" w:after="100" w:line="276" w:lineRule="auto"/>
+      </w:pPr>
+      <w:r>
+        <w:rPr>
+          <w:rFonts w:ascii="Calibri" w:hAnsi="Calibri"/>
+          <w:color w:val="2D3748"/>
+          <w:sz w:val="21"/>
+        </w:rPr>
+        <w:t>To evaluate agents in an ecologically valid competitive setting rather than synthetic isolated hands, the framework implements an end-to-end Sit-and-Go tournament simulator:</w:t>
+      </w:r>
+    </w:p>
+    <w:p>
+      <w:pPr>
+        <w:pStyle w:val="ListBullet"/>
+        <w:spacing w:before="20" w:after="60" w:line="276" w:lineRule="auto"/>
+      </w:pPr>
+      <w:r>
+        <w:rPr>
+          <w:rFonts w:ascii="Calibri" w:hAnsi="Calibri"/>
+          <w:b/>
+          <w:color w:val="1B365D"/>
+          <w:sz w:val="21"/>
+        </w:rPr>
+        <w:t xml:space="preserve">Tournament Mechanics: </w:t>
+      </w:r>
+      <w:r>
+        <w:rPr>
+          <w:rFonts w:ascii="Calibri" w:hAnsi="Calibri"/>
+          <w:color w:val="2D3748"/>
+          <w:sz w:val="21"/>
+        </w:rPr>
+        <w:t>5-player Sit-and-Go tournament with winner-take-all and podium incentives. Each player starts with 1,000 chips (5,000 total chips). Blinds start at 5/10 and double every 20 hands across seven uncapped tiers (10/20 up to 640/1280) to force natural endgame transitions without timeouts.</w:t>
+      </w:r>
+    </w:p>
+    <w:p>
+      <w:pPr>
+        <w:pStyle w:val="ListBullet"/>
+        <w:spacing w:before="20" w:after="60" w:line="276" w:lineRule="auto"/>
+      </w:pPr>
+      <w:r>
+        <w:rPr>
+          <w:rFonts w:ascii="Calibri" w:hAnsi="Calibri"/>
+          <w:b/>
+          <w:color w:val="1B365D"/>
+          <w:sz w:val="21"/>
+        </w:rPr>
+        <w:t xml:space="preserve">Benchmark Opponent Roster: </w:t>
+      </w:r>
+      <w:r>
+        <w:rPr>
+          <w:rFonts w:ascii="Calibri" w:hAnsi="Calibri"/>
+          <w:color w:val="2D3748"/>
+          <w:sz w:val="21"/>
+        </w:rPr>
+        <w:t>Evaluations pit the agent against a balanced field consisting of TAGBot (tight-aggressive, selective ranges, high post-flop pressure), LAGBot (loose-aggressive, wide ranges, frequent float bets), CallingStationBot (passive calling station, rarely folds), and RandomHoldemBot (stochastic noise).</w:t>
+      </w:r>
+    </w:p>
+    <w:p>
+      <w:pPr>
+        <w:pStyle w:val="ListBullet"/>
+        <w:spacing w:before="20" w:after="60" w:line="276" w:lineRule="auto"/>
+      </w:pPr>
+      <w:r>
+        <w:rPr>
+          <w:rFonts w:ascii="Calibri" w:hAnsi="Calibri"/>
+          <w:b/>
+          <w:color w:val="1B365D"/>
+          <w:sz w:val="21"/>
+        </w:rPr>
+        <w:t xml:space="preserve">Evaluation Metrics: </w:t>
+      </w:r>
+      <w:r>
+        <w:rPr>
+          <w:rFonts w:ascii="Calibri" w:hAnsi="Calibri"/>
+          <w:color w:val="2D3748"/>
+          <w:sz w:val="21"/>
+        </w:rPr>
+        <w:t>Performance is measured across 1st-place win rate (% of tournaments won outright), podium finish rate (% top 2 or 3 finishes), average net chips accumulated, and a composite score: Score = (Wins * 5.0) + (Podiums * 2.0) + (Net Chips * 0.05) - (Eliminations * 1.0).</w:t>
+      </w:r>
+    </w:p>
+    <w:p>
+      <w:pPr>
+        <w:spacing w:after="240"/>
+      </w:pPr>
     </w:p>
     <w:p>
       <w:pPr>

--- a/docs/CardShark_RL_Project_Report.docx
+++ b/docs/CardShark_RL_Project_Report.docx
@@ -13,7 +13,7 @@
           <w:color w:val="1B365D"/>
           <w:sz w:val="44"/>
         </w:rPr>
-        <w:t>CardShark-RL: Autonomous Reinforcement Learning for Card Games</w:t>
+        <w:t>CardShark-RL: Autonomous Reinforcement Learning for Card Games and Tournament Play</w:t>
       </w:r>
     </w:p>
     <w:p>
@@ -26,7 +26,7 @@
           <w:color w:val="2B6CB0"/>
           <w:sz w:val="25"/>
         </w:rPr>
-        <w:t>System Architecture, Methodology Implementation, and Academic Research Plan</w:t>
+        <w:t>Comprehensive System Architecture, Methodology Implementation, and Academic Research Plan</w:t>
       </w:r>
     </w:p>
     <w:p>
@@ -39,16 +39,7 @@
           <w:color w:val="718096"/>
           <w:sz w:val="19"/>
         </w:rPr>
-        <w:t>Course: CENG 454: Reinforcement Learning (Term Project)</w:t>
-        <w:br/>
-      </w:r>
-      <w:r>
-        <w:rPr>
-          <w:rFonts w:ascii="Calibri" w:hAnsi="Calibri"/>
-          <w:color w:val="718096"/>
-          <w:sz w:val="19"/>
-        </w:rPr>
-        <w:t>Department of Computer Engineering, İzmir Kâtip Çelebi University</w:t>
+        <w:t>Institution: İzmir Kâtip Çelebi University, Department of Computer Engineering</w:t>
         <w:br/>
       </w:r>
       <w:r>
@@ -58,15 +49,6 @@
           <w:sz w:val="19"/>
         </w:rPr>
         <w:t>Project Team: Alkım Gönenç Efe, Sarp Sünbül, Damla Parlakyıldız</w:t>
-        <w:br/>
-      </w:r>
-      <w:r>
-        <w:rPr>
-          <w:rFonts w:ascii="Calibri" w:hAnsi="Calibri"/>
-          <w:color w:val="718096"/>
-          <w:sz w:val="19"/>
-        </w:rPr>
-        <w:t>Date: October 2026</w:t>
       </w:r>
     </w:p>
     <w:p>
@@ -94,7 +76,7 @@
           <w:color w:val="2D3748"/>
           <w:sz w:val="21"/>
         </w:rPr>
-        <w:t>CardShark-RL is an autonomous reinforcement learning framework engineered to solve multi-player, imperfect-information card games. The project was initiated as our term project for CENG 454 (Reinforcement Learning) with the primary goal of investigating whether model-free deep reinforcement learning algorithms can learn sound, adaptive tournament strategies on standard commodity hardware, without relying on heavy real-time tree solvers or massive computing clusters.</w:t>
+        <w:t>CardShark-RL is an autonomous reinforcement learning framework engineered to solve multi-player, imperfect-information card games. The project has the primary goal of investigating whether model-free deep reinforcement learning algorithms can learn sound, adaptive tournament strategies on standard commodity hardware, without relying on heavy real-time tree solvers or massive computing clusters.</w:t>
       </w:r>
     </w:p>
     <w:p>
@@ -120,7 +102,7 @@
           <w:color w:val="2D3748"/>
           <w:sz w:val="21"/>
         </w:rPr>
-        <w:t>This document serves two primary functions: first, as an accessible technical reference bringing all team members and co-authors up to speed on the system's architecture and design decisions; and second, as a structured methodology overview for our faculty advisor and the foundation for our upcoming paper.</w:t>
+        <w:t>This document serves two primary functions: first, as an accessible technical reference bringing all team members and co-authors up to speed on the system's architecture and design decisions; and second, the foundation for our upcoming paper.</w:t>
       </w:r>
     </w:p>
     <w:p>
@@ -406,7 +388,7 @@
           <w:color w:val="2B6CB0"/>
           <w:sz w:val="24"/>
         </w:rPr>
-        <w:t>3.4 Self-Play League Sparring (Prioritized Fictitious Self-Play)</w:t>
+        <w:t>3.4 Self-Play League Sparring &amp; Dynamic Opponent Curriculum</w:t>
       </w:r>
     </w:p>
     <w:p>
@@ -419,7 +401,7 @@
           <w:color w:val="2D3748"/>
           <w:sz w:val="21"/>
         </w:rPr>
-        <w:t>The Problem: Training an agent exclusively against static, rule-based bots causes severe overfitting: the agent learns to exploit the hardcoded programming quirks of those bots, but completely falls apart when exposed to novel styles or aggressive neural counter-strategies.</w:t>
+        <w:t>The Problem: Training an agent exclusively against static, rule-based bots causes severe overfitting: the agent learns to exploit the hardcoded programming quirks of those bots, but completely falls apart when exposed to novel styles or aggressive neural counter-strategies. Conversely, exposing an untrained network immediately to unconstrained self-play often leads to policy destabilization or bizarre exploratory loops before basic card fundamentals are established.</w:t>
       </w:r>
     </w:p>
     <w:p>
@@ -432,7 +414,7 @@
           <w:color w:val="2D3748"/>
           <w:sz w:val="21"/>
         </w:rPr>
-        <w:t>How It Was Implemented: We implemented an autonomous self-play league pool. During training, the framework periodically saves frozen snapshots of the learning policy. When generating training rollout tables, seats are dynamically populated using a prioritized mixture: fixed heuristic bots are retained to maintain basic poker fundamentals, while historical neural checkpoints are sampled from the pool based on competitive difficulty. Past checkpoints that present a high challenge to the current policy are sampled more frequently. Sparring against diverse past iterations of itself prevents the policy from settling into predictable, easily exploitable habits.</w:t>
+        <w:t>How It Was Implemented: We implemented an autonomous self-play league pool governed by a dynamic curriculum schedule. Training begins with an emphasis on diverse heuristic bots (tight-aggressive, loose-aggressive, and passive calling stations) to ground the policy in solid poker discipline—such as folding unplayable holdings pre-flop, respecting aggressive betting, and extracting value from calling stations. As training progresses, the opponent distribution systematically shifts toward self-play league sparring. Checkpoints of the learning policy are saved periodically into the pool. By late-stage training, the vast majority of sparring occurs against past neural iterations and anchor champions sampled via Prioritized Fictitious Self-Play. This curriculum ensures that the agent first masters fundamental game discipline before refining high-level counter-strategies against adaptive neural adversaries.</w:t>
       </w:r>
     </w:p>
     <w:p>
@@ -1395,7 +1377,7 @@
           <w:color w:val="1B365D"/>
           <w:sz w:val="28"/>
         </w:rPr>
-        <w:t>4. Progressive Model Iterations (Texas Hold'em Models A through F)</w:t>
+        <w:t>4. Progressive Model Iterations (Texas Hold'em Models A through G)</w:t>
       </w:r>
     </w:p>
     <w:p>
@@ -1408,7 +1390,7 @@
           <w:color w:val="2D3748"/>
           <w:sz w:val="21"/>
         </w:rPr>
-        <w:t>Rather than treating model development as a single monolithic training run, Texas Hold'em models were evolved across six sequential generations (Model A through Model F). Each iteration was designed to diagnose and resolve specific behavioral and game-theoretic flaws observed in previous versions:</w:t>
+        <w:t>Rather than treating model development as a single monolithic training run, Texas Hold'em models were evolved across seven sequential generations (Model A through Model G). Each iteration was designed to diagnose and resolve specific behavioral and game-theoretic flaws observed in previous versions:</w:t>
       </w:r>
     </w:p>
     <w:p>
@@ -1547,6 +1529,57 @@
           <w:sz w:val="21"/>
         </w:rPr>
         <w:t>Expanded observation inputs to 168 dimensions and the action space to 8 discrete actions (introducing a 33% micro-continuation bet and a 150% overbet). Uncapped blind escalation up to level 7 was introduced to eliminate tournament stalling, and hyperparameter boundaries were systematically screened across learning rates, entropy schedules, and reward shaping coefficients to ensure stable policy convergence.</w:t>
+      </w:r>
+    </w:p>
+    <w:p>
+      <w:pPr>
+        <w:pStyle w:val="ListBullet"/>
+        <w:spacing w:before="20" w:after="60" w:line="276" w:lineRule="auto"/>
+      </w:pPr>
+      <w:r>
+        <w:rPr>
+          <w:rFonts w:ascii="Calibri" w:hAnsi="Calibri"/>
+          <w:b/>
+          <w:color w:val="1B365D"/>
+          <w:sz w:val="21"/>
+        </w:rPr>
+        <w:t xml:space="preserve">Model G (1v1 Heads-Up Specialist): </w:t>
+      </w:r>
+      <w:r>
+        <w:rPr>
+          <w:rFonts w:ascii="Calibri" w:hAnsi="Calibri"/>
+          <w:color w:val="2D3748"/>
+          <w:sz w:val="21"/>
+        </w:rPr>
+        <w:t>A dedicated heads-up specialist trained exclusively in two-player environments under pure linear chip-EV, 100 big blind deep stacks, and aggressive button exploitation. By removing tournament ICM survival penalties and utilizing a dynamic curriculum that transitions from heuristic fundamentals to self-play dominance, Model G learns wide button opening ranges, persistent continuation betting, and aggressive endgame extraction without fear of tournament elimination.</w:t>
+      </w:r>
+    </w:p>
+    <w:p>
+      <w:pPr>
+        <w:keepNext/>
+        <w:spacing w:before="220" w:after="60"/>
+      </w:pPr>
+      <w:r>
+        <w:rPr>
+          <w:rFonts w:ascii="Calibri" w:hAnsi="Calibri"/>
+          <w:b/>
+          <w:color w:val="2B6CB0"/>
+          <w:sz w:val="24"/>
+        </w:rPr>
+        <w:t>4.1 The Composite Model Architecture</w:t>
+      </w:r>
+    </w:p>
+    <w:p>
+      <w:pPr>
+        <w:spacing w:before="0" w:after="100" w:line="276" w:lineRule="auto"/>
+      </w:pPr>
+      <w:r>
+        <w:rPr>
+          <w:rFonts w:ascii="Calibri" w:hAnsi="Calibri"/>
+          <w:color w:val="2D3748"/>
+          <w:sz w:val="21"/>
+        </w:rPr>
+        <w:t>To resolve the fundamental objective mismatch between multi-player tournament survival (where chips lost are worth more than chips won) and heads-up endgame play (where the game reverts to zero-sum linear chip extraction), CardShark-RL introduces a modular Composite Model. Rather than hardcoding specific networks, the Composite Model provides a flexible, plug-and-play architecture with two explicit policy slots: a Tournament Model Slot (operating when 3 or more competitors remain, e.g., Model F) and a Heads-Up Model Slot (automatically engaging when play reaches the final 2 competitors, e.g., Model G).</w:t>
       </w:r>
     </w:p>
     <w:tbl>
@@ -2357,8 +2390,7 @@
             <w:r>
               <w:rPr>
                 <w:rFonts w:ascii="Calibri" w:hAnsi="Calibri"/>
-                <w:b/>
-                <w:color w:val="1B365D"/>
+                <w:color w:val="2D3748"/>
                 <w:sz w:val="17"/>
               </w:rPr>
               <w:t>Model F</w:t>
@@ -2369,6 +2401,134 @@
           <w:tcPr>
             <w:tcW w:type="dxa" w:w="1296"/>
             <w:shd w:fill="F7FAFC"/>
+            <w:tcMar>
+              <w:top w:w="80" w:type="dxa"/>
+              <w:bottom w:w="80" w:type="dxa"/>
+              <w:left w:w="100" w:type="dxa"/>
+              <w:right w:w="100" w:type="dxa"/>
+            </w:tcMar>
+          </w:tcPr>
+          <w:p>
+            <w:pPr>
+              <w:jc w:val="center"/>
+            </w:pPr>
+            <w:r>
+              <w:rPr>
+                <w:rFonts w:ascii="Calibri" w:hAnsi="Calibri"/>
+                <w:color w:val="2D3748"/>
+                <w:sz w:val="17"/>
+              </w:rPr>
+              <w:t>168</w:t>
+            </w:r>
+          </w:p>
+        </w:tc>
+        <w:tc>
+          <w:tcPr>
+            <w:tcW w:type="dxa" w:w="1584"/>
+            <w:shd w:fill="F7FAFC"/>
+            <w:tcMar>
+              <w:top w:w="80" w:type="dxa"/>
+              <w:bottom w:w="80" w:type="dxa"/>
+              <w:left w:w="100" w:type="dxa"/>
+              <w:right w:w="100" w:type="dxa"/>
+            </w:tcMar>
+          </w:tcPr>
+          <w:p>
+            <w:pPr>
+              <w:jc w:val="center"/>
+            </w:pPr>
+            <w:r>
+              <w:rPr>
+                <w:rFonts w:ascii="Calibri" w:hAnsi="Calibri"/>
+                <w:color w:val="2D3748"/>
+                <w:sz w:val="17"/>
+              </w:rPr>
+              <w:t>8 (Decoupled)</w:t>
+            </w:r>
+          </w:p>
+        </w:tc>
+        <w:tc>
+          <w:tcPr>
+            <w:tcW w:type="dxa" w:w="2592"/>
+            <w:shd w:fill="F7FAFC"/>
+            <w:tcMar>
+              <w:top w:w="80" w:type="dxa"/>
+              <w:bottom w:w="80" w:type="dxa"/>
+              <w:left w:w="100" w:type="dxa"/>
+              <w:right w:w="100" w:type="dxa"/>
+            </w:tcMar>
+          </w:tcPr>
+          <w:p>
+            <w:pPr>
+              <w:jc w:val="left"/>
+            </w:pPr>
+            <w:r>
+              <w:rPr>
+                <w:rFonts w:ascii="Calibri" w:hAnsi="Calibri"/>
+                <w:color w:val="2D3748"/>
+                <w:sz w:val="17"/>
+              </w:rPr>
+              <w:t>8-Action Space, Uncapped Blinds, High LR</w:t>
+            </w:r>
+          </w:p>
+        </w:tc>
+        <w:tc>
+          <w:tcPr>
+            <w:tcW w:type="dxa" w:w="2592"/>
+            <w:shd w:fill="F7FAFC"/>
+            <w:tcMar>
+              <w:top w:w="80" w:type="dxa"/>
+              <w:bottom w:w="80" w:type="dxa"/>
+              <w:left w:w="100" w:type="dxa"/>
+              <w:right w:w="100" w:type="dxa"/>
+            </w:tcMar>
+          </w:tcPr>
+          <w:p>
+            <w:pPr>
+              <w:jc w:val="left"/>
+            </w:pPr>
+            <w:r>
+              <w:rPr>
+                <w:rFonts w:ascii="Calibri" w:hAnsi="Calibri"/>
+                <w:color w:val="2D3748"/>
+                <w:sz w:val="17"/>
+              </w:rPr>
+              <w:t>Added 33% micro-bets and 150% overbets; eliminated tournament stalling</w:t>
+            </w:r>
+          </w:p>
+        </w:tc>
+      </w:tr>
+      <w:tr>
+        <w:tc>
+          <w:tcPr>
+            <w:tcW w:type="dxa" w:w="1296"/>
+            <w:shd w:fill="FFFFFF"/>
+            <w:tcMar>
+              <w:top w:w="80" w:type="dxa"/>
+              <w:bottom w:w="80" w:type="dxa"/>
+              <w:left w:w="100" w:type="dxa"/>
+              <w:right w:w="100" w:type="dxa"/>
+            </w:tcMar>
+          </w:tcPr>
+          <w:p>
+            <w:pPr>
+              <w:jc w:val="left"/>
+            </w:pPr>
+            <w:r>
+              <w:rPr>
+                <w:rFonts w:ascii="Calibri" w:hAnsi="Calibri"/>
+                <w:b/>
+                <w:color w:val="1B365D"/>
+                <w:sz w:val="17"/>
+              </w:rPr>
+              <w:t>Model G</w:t>
+            </w:r>
+          </w:p>
+        </w:tc>
+        <w:tc>
+          <w:tcPr>
+            <w:tcW w:type="dxa" w:w="1296"/>
+            <w:shd w:fill="FFFFFF"/>
             <w:tcMar>
               <w:top w:w="80" w:type="dxa"/>
               <w:bottom w:w="80" w:type="dxa"/>
@@ -2394,7 +2554,7 @@
         <w:tc>
           <w:tcPr>
             <w:tcW w:type="dxa" w:w="1584"/>
-            <w:shd w:fill="F7FAFC"/>
+            <w:shd w:fill="FFFFFF"/>
             <w:tcMar>
               <w:top w:w="80" w:type="dxa"/>
               <w:bottom w:w="80" w:type="dxa"/>
@@ -2420,7 +2580,7 @@
         <w:tc>
           <w:tcPr>
             <w:tcW w:type="dxa" w:w="2592"/>
-            <w:shd w:fill="F7FAFC"/>
+            <w:shd w:fill="FFFFFF"/>
             <w:tcMar>
               <w:top w:w="80" w:type="dxa"/>
               <w:bottom w:w="80" w:type="dxa"/>
@@ -2439,14 +2599,14 @@
                 <w:color w:val="1B365D"/>
                 <w:sz w:val="17"/>
               </w:rPr>
-              <w:t>8-Action Space, Uncapped Blinds, High LR</w:t>
+              <w:t>Linear Chip-EV, 100 BB Heads-Up Self-Play</w:t>
             </w:r>
           </w:p>
         </w:tc>
         <w:tc>
           <w:tcPr>
             <w:tcW w:type="dxa" w:w="2592"/>
-            <w:shd w:fill="F7FAFC"/>
+            <w:shd w:fill="FFFFFF"/>
             <w:tcMar>
               <w:top w:w="80" w:type="dxa"/>
               <w:bottom w:w="80" w:type="dxa"/>
@@ -2465,7 +2625,7 @@
                 <w:color w:val="1B365D"/>
                 <w:sz w:val="17"/>
               </w:rPr>
-              <w:t>Added 33% micro-bets and 150% overbets; eliminated tournament stalling</w:t>
+              <w:t>Dedicated 1v1 specialist; eliminates endgame over-folding and maximizes title capture</w:t>
             </w:r>
           </w:p>
         </w:tc>
@@ -2611,7 +2771,7 @@
           <w:color w:val="2D3748"/>
           <w:sz w:val="21"/>
         </w:rPr>
-        <w:t>For our term paper, we plan to center the core narrative on Texas Hold'em, using 5-Card Draw and 2-7 Triple Draw as cross-game generalization case studies. To ensure that our study makes a substantive scientific contribution beyond simply reporting that a neural network learned to play cards, we have designed five targeted ablation experiments that isolate and quantify the specific contribution of each architectural component:</w:t>
+        <w:t>For our paper, we plan to center the core narrative on Texas Hold'em, using 5-Card Draw and 2-7 Triple Draw as cross-game generalization case studies. To ensure that our study makes a substantive scientific contribution beyond simply reporting that a neural network learned to play cards, we have designed six targeted ablation experiments that isolate and quantify the specific contribution of each architectural component:</w:t>
       </w:r>
     </w:p>
     <w:p>
@@ -2817,6 +2977,47 @@
           <w:sz w:val="21"/>
         </w:rPr>
         <w:t>Methodology: We will train one agent exclusively against static heuristic bots and a second agent inside our self-play league pool. Both models will then be evaluated against novel, previously unencountered opponent archetypes (such as erratic random callers, extreme hyper-maniacs, and unbluffable stations). We will measure behavioral exploitability to verify that self-play sparring confers genuine strategic robustness.</w:t>
+      </w:r>
+    </w:p>
+    <w:p>
+      <w:pPr>
+        <w:keepNext/>
+        <w:spacing w:before="220" w:after="60"/>
+      </w:pPr>
+      <w:r>
+        <w:rPr>
+          <w:rFonts w:ascii="Calibri" w:hAnsi="Calibri"/>
+          <w:b/>
+          <w:color w:val="2B6CB0"/>
+          <w:sz w:val="24"/>
+        </w:rPr>
+        <w:t>6.6 Ablation 6: Composite Regime-Switching vs. Monolithic Policies</w:t>
+      </w:r>
+    </w:p>
+    <w:p>
+      <w:pPr>
+        <w:spacing w:before="0" w:after="100" w:line="276" w:lineRule="auto"/>
+      </w:pPr>
+      <w:r>
+        <w:rPr>
+          <w:rFonts w:ascii="Calibri" w:hAnsi="Calibri"/>
+          <w:color w:val="2D3748"/>
+          <w:sz w:val="21"/>
+        </w:rPr>
+        <w:t>Hypothesis: Monolithic policies trained exclusively under multi-player tournament incentives suffer from an objective mismatch: they learn risk-averse chip preservation that causes them to play overly passively once the field narrows to heads-up play. Conversely, a modular Composite Model pairing a tournament specialist (Model F) with a dedicated heads-up specialist (Model G) will significantly elevate heads-up conversion and overall championship titles.</w:t>
+      </w:r>
+    </w:p>
+    <w:p>
+      <w:pPr>
+        <w:spacing w:before="0" w:after="100" w:line="276" w:lineRule="auto"/>
+      </w:pPr>
+      <w:r>
+        <w:rPr>
+          <w:rFonts w:ascii="Calibri" w:hAnsi="Calibri"/>
+          <w:color w:val="2D3748"/>
+          <w:sz w:val="21"/>
+        </w:rPr>
+        <w:t>Methodology: We will evaluate the Tournament Specialist alone (Model F), the Heads-Up Specialist alone (Model G), and the Composite Model (Model F + Model G) across both dedicated 1v1 duels and 5-player Sit-and-Go tournament benchmarks. By measuring button open frequencies, showdown avoidance, and heads-up conversion rates, we will quantify how modular regime-switching overcomes the limitations of monolithic deep RL.</w:t>
       </w:r>
     </w:p>
     <w:sectPr>
